--- a/CÔNG TY TNHH SẢN XUẤT VẠN SỰ PHÚC/VanSuPhuc_ThayDoi_CSH_DDPL/VanSuPhuc_ThayDoi_CSH_DDPL/HoSo1_ThayDoiCSH_MauSo15.docx
+++ b/CÔNG TY TNHH SẢN XUẤT VẠN SỰ PHÚC/VanSuPhuc_ThayDoi_CSH_DDPL/VanSuPhuc_ThayDoi_CSH_DDPL/HoSo1_ThayDoiCSH_MauSo15.docx
@@ -275,8 +275,10 @@
                 <w:sz w:val="26"/>
                 <w:szCs w:val="26"/>
               </w:rPr>
-              <w:t>9</w:t>
-            </w:r>
+              <w:t>26</w:t>
+            </w:r>
+            <w:bookmarkStart w:id="0" w:name="_GoBack"/>
+            <w:bookmarkEnd w:id="0"/>
             <w:r>
               <w:rPr>
                 <w:rFonts w:eastAsia="Times New Roman"/>
@@ -920,7 +922,7 @@
           <w:szCs w:val="28"/>
         </w:rPr>
       </w:pPr>
-      <w:bookmarkStart w:id="0" w:name="_Hlk185520090"/>
+      <w:bookmarkStart w:id="1" w:name="_Hlk185520090"/>
       <w:r>
         <w:rPr>
           <w:rFonts w:eastAsia="Times New Roman"/>
@@ -929,7 +931,7 @@
         </w:rPr>
         <w:t xml:space="preserve">Số định danh cá nhân: </w:t>
       </w:r>
-      <w:bookmarkEnd w:id="0"/>
+      <w:bookmarkEnd w:id="1"/>
       <w:r>
         <w:rPr>
           <w:sz w:val="28"/>
@@ -3750,8 +3752,6 @@
               </w:rPr>
               <w:t>LƯU THỊ MAI KHANH</w:t>
             </w:r>
-            <w:bookmarkStart w:id="1" w:name="_GoBack"/>
-            <w:bookmarkEnd w:id="1"/>
           </w:p>
         </w:tc>
       </w:tr>
@@ -4014,7 +4014,7 @@
       <w:rPr>
         <w:noProof/>
       </w:rPr>
-      <w:t>2</w:t>
+      <w:t>4</w:t>
     </w:r>
     <w:r>
       <w:rPr>
